--- a/30-TFG/Seleccion-Tema/Tamagusuku_Agustin - Trabajo de Investigacion.docx
+++ b/30-TFG/Seleccion-Tema/Tamagusuku_Agustin - Trabajo de Investigacion.docx
@@ -211,7 +211,7 @@
           <w:sz w:val="24"/>
           <w:szCs w:val="24"/>
         </w:rPr>
-        <w:t xml:space="preserve">Evaluación de resiliencia de pipelines de interfaces cerebro-computadora mediante inyección controlada de fallos</w:t>
+        <w:t xml:space="preserve">Interfaces cerebro-computadora bajo condiciones adversas: del software a la decodificación</w:t>
       </w:r>
     </w:p>
     <w:p>

--- a/30-TFG/Seleccion-Tema/Tamagusuku_Agustin - Trabajo de Investigacion.docx
+++ b/30-TFG/Seleccion-Tema/Tamagusuku_Agustin - Trabajo de Investigacion.docx
@@ -242,7 +242,7 @@
           <w:sz w:val="24"/>
           <w:szCs w:val="24"/>
         </w:rPr>
-        <w:t xml:space="preserve">La transformación digital de la salud se apoya en infraestructura de software abierta cuya confiabilidad nunca fue verificada de forma independiente. Medir su resiliencia con un protocolo reproducible fortalece las herramientas digitales sobre las que avanza la neurotecnología.</w:t>
+        <w:t xml:space="preserve">Las interfaces cerebro-computadora son una de las fronteras de la transformación digital en salud y se construyen sobre software abierto no verificado. Este trabajo aporta evidencia cuantitativa de su comportamiento ante fallos y un protocolo reproducible para toda la comunidad.</w:t>
       </w:r>
     </w:p>
     <w:p>

--- a/30-TFG/Seleccion-Tema/Tamagusuku_Agustin - Trabajo de Investigacion.docx
+++ b/30-TFG/Seleccion-Tema/Tamagusuku_Agustin - Trabajo de Investigacion.docx
@@ -273,7 +273,7 @@
           <w:sz w:val="24"/>
           <w:szCs w:val="24"/>
         </w:rPr>
-        <w:t xml:space="preserve">La investigación en interfaces cerebro-computadora (BCI) procesa señal neural en tiempo real mediante una cadena de software —adquisición, transporte, preprocesamiento, decodificación y decisión— sostenida por un ecosistema de código abierto cuyo estándar de transporte es Lab Streaming Layer, mencionado en más de 2.300 artículos científicos según sus autores. Ese software declara mecanismos de reconexión, corrección temporal y tolerancia a la pérdida de datos, pero no existe una verificación independiente y cuantitativa de ese comportamiento, ni una medición de cómo esas fallas se propagan hasta la decisión final del sistema. Este trabajo construye un banco de experimentación Software-in-the-Loop que reproduce señal electroencefalográfica pública como flujo en tiempo real, inyecta fallos controlados —pérdida de muestras, jitter, retraso y desconexión—, registra telemetría del sistema y mide en paralelo propiedades técnicas (integridad, latencia, disponibilidad y tiempo de recuperación) y el desempeño funcional de un decodificador de referencia. El estudio investiga además si existen condiciones en las que la infraestructura aparenta operar con normalidad mientras la calidad funcional se degrada, y si un detector basado en telemetría multivariable ofrece ventajas frente a mecanismos convencionales por umbrales.</w:t>
+        <w:t xml:space="preserve">Las interfaces cerebro-computadora permiten que una persona con parálisis escriba o controle un dispositivo con su actividad neural. La investigación que las hace posibles corre sobre una cadena de software en tiempo real: adquisición, transporte, preprocesamiento, decodificación y decisión. La decodificación es el paso que traduce el patrón de señal en una intención concreta, como elegir una letra o mover un cursor, mediante un modelo entrenado que clasifica la actividad registrada. Esa cadena se sostiene sobre un ecosistema de código abierto cuyo estándar de transporte, Lab Streaming Layer, es citado en más de 2.300 artículos según sus autores. Ese software declara tolerar desconexiones, retrasos y pérdida de datos, pero esas promesas no tienen verificación independiente ni cuantitativa, y nunca se midió su efecto sobre la decodificación. El trabajo construye un banco de experimentación Software-in-the-Loop: el sistema real bajo prueba, alimentado con señal grabada en lugar de un cerebro. Ese banco reproduce electroencefalografía pública como flujo en tiempo real, inyecta fallos controlados, registra telemetría y mide en paralelo el estado técnico del sistema y el desempeño del decodificador. Con esa evidencia se investiga si existen condiciones en las que la infraestructura aparenta funcionar mientras la calidad de la decodificación cae.</w:t>
       </w:r>
     </w:p>
     <w:p>
